--- a/fra/docx/37.content.docx
+++ b/fra/docx/37.content.docx
@@ -19,7 +19,7 @@
         <w:rPr>
           <w:lang w:val="fr_FR" w:bidi="fr_FR"/>
         </w:rPr>
-        <w:t>Resource: Notes d'étude - Introductions aux livres (Tyndale)</w:t>
+        <w:t>Resource: Tyndale Open Study Notes</w:t>
       </w:r>
       <w:r>
         <w:rPr>
@@ -112,7 +112,7 @@
         <w:rPr>
           <w:lang w:val="fr_FR" w:bidi="fr_FR"/>
         </w:rPr>
-        <w:t>Notes d'étude - Introductions aux livres (Tyndale)</w:t>
+        <w:t>Tyndale Open Study Notes</w:t>
       </w:r>
     </w:p>
     <w:p>

--- a/fra/docx/37.content.docx
+++ b/fra/docx/37.content.docx
@@ -19,7 +19,7 @@
         <w:rPr>
           <w:lang w:val="fr_FR" w:bidi="fr_FR"/>
         </w:rPr>
-        <w:t>Resource: Tyndale Open Study Notes</w:t>
+        <w:t>Resource: Aquifer Open Study Notes (Book Intros)</w:t>
       </w:r>
       <w:r>
         <w:rPr>
@@ -112,7 +112,7 @@
         <w:rPr>
           <w:lang w:val="fr_FR" w:bidi="fr_FR"/>
         </w:rPr>
-        <w:t>Tyndale Open Study Notes</w:t>
+        <w:t>Aquifer Open Study Notes (Book Intros)</w:t>
       </w:r>
     </w:p>
     <w:p>

--- a/fra/docx/37.content.docx
+++ b/fra/docx/37.content.docx
@@ -258,72 +258,48 @@
         </w:rPr>
         <w:t xml:space="preserve">En 538 av. J.‑C., Cyrus le Grand, roi de Perse, émet un décret permettant aux peuples conquis et déportés par les Babyloniens de retourner dans leurs patries (voir </w:t>
       </w:r>
-      <w:hyperlink r:id="rId13">
-        <w:r>
-          <w:rPr>
-            <w:lang w:val="fr_FR" w:bidi="fr_FR"/>
-          </w:rPr>
-          <w:rPr>
-            <w:color w:val="0000EE"/>
-            <w:u w:val="single"/>
-          </w:rPr>
-          <w:t>Esd 1.1–11</w:t>
-        </w:r>
-      </w:hyperlink>
+      <w:r>
+        <w:rPr>
+          <w:lang w:val="fr_FR" w:bidi="fr_FR"/>
+        </w:rPr>
+        <w:t>Esd 1.1–11</w:t>
+      </w:r>
       <w:r>
         <w:rPr>
           <w:lang w:val="fr_FR" w:bidi="fr_FR"/>
         </w:rPr>
         <w:t>). Les premiers émigrants à retourner à Jérusalem sont conduits par Scheschbatsar, le premier dirigeant de la communauté restaurée (</w:t>
       </w:r>
-      <w:hyperlink r:id="rId14">
-        <w:r>
-          <w:rPr>
-            <w:lang w:val="fr_FR" w:bidi="fr_FR"/>
-          </w:rPr>
-          <w:rPr>
-            <w:color w:val="0000EE"/>
-            <w:u w:val="single"/>
-          </w:rPr>
-          <w:t>Esd 1.5–11</w:t>
-        </w:r>
-      </w:hyperlink>
+      <w:r>
+        <w:rPr>
+          <w:lang w:val="fr_FR" w:bidi="fr_FR"/>
+        </w:rPr>
+        <w:t>Esd 1.5–11</w:t>
+      </w:r>
       <w:r>
         <w:rPr>
           <w:lang w:val="fr_FR" w:bidi="fr_FR"/>
         </w:rPr>
         <w:t>). Dans leur enthousiasme, les exilés de retour au pays commencent rapidement à reconstruire l'autel et le temple (</w:t>
       </w:r>
-      <w:hyperlink r:id="rId15">
-        <w:r>
-          <w:rPr>
-            <w:lang w:val="fr_FR" w:bidi="fr_FR"/>
-          </w:rPr>
-          <w:rPr>
-            <w:color w:val="0000EE"/>
-            <w:u w:val="single"/>
-          </w:rPr>
-          <w:t>Esd 3.1–13</w:t>
-        </w:r>
-      </w:hyperlink>
+      <w:r>
+        <w:rPr>
+          <w:lang w:val="fr_FR" w:bidi="fr_FR"/>
+        </w:rPr>
+        <w:t>Esd 3.1–13</w:t>
+      </w:r>
       <w:r>
         <w:rPr>
           <w:lang w:val="fr_FR" w:bidi="fr_FR"/>
         </w:rPr>
         <w:t>), mais les résidents païens locaux menacent les Israélites et les découragent du mandat que Dieu leur avait assigné (</w:t>
       </w:r>
-      <w:hyperlink r:id="rId16">
-        <w:r>
-          <w:rPr>
-            <w:lang w:val="fr_FR" w:bidi="fr_FR"/>
-          </w:rPr>
-          <w:rPr>
-            <w:color w:val="0000EE"/>
-            <w:u w:val="single"/>
-          </w:rPr>
-          <w:t>Esd 4.4–24</w:t>
-        </w:r>
-      </w:hyperlink>
+      <w:r>
+        <w:rPr>
+          <w:lang w:val="fr_FR" w:bidi="fr_FR"/>
+        </w:rPr>
+        <w:t>Esd 4.4–24</w:t>
+      </w:r>
       <w:r>
         <w:rPr>
           <w:lang w:val="fr_FR" w:bidi="fr_FR"/>
@@ -358,54 +334,36 @@
         </w:rPr>
         <w:t>Lorsque Aggée commence à prêcher en 520 av. J.‑C., une grande sécheresse accable le pays (</w:t>
       </w:r>
-      <w:hyperlink r:id="rId17">
-        <w:r>
-          <w:rPr>
-            <w:lang w:val="fr_FR" w:bidi="fr_FR"/>
-          </w:rPr>
-          <w:rPr>
-            <w:color w:val="0000EE"/>
-            <w:u w:val="single"/>
-          </w:rPr>
-          <w:t>1.11</w:t>
-        </w:r>
-      </w:hyperlink>
+      <w:r>
+        <w:rPr>
+          <w:lang w:val="fr_FR" w:bidi="fr_FR"/>
+        </w:rPr>
+        <w:t>1.11</w:t>
+      </w:r>
       <w:r>
         <w:rPr>
           <w:lang w:val="fr_FR" w:bidi="fr_FR"/>
         </w:rPr>
         <w:t>). Dieu l'envoie pour motiver les Israélites à reconstruire sa maison et motiver un réveil spirituel à Jérusalem. En réaction à cela, le peuple reprend la reconstruction (</w:t>
       </w:r>
-      <w:hyperlink r:id="rId18">
-        <w:r>
-          <w:rPr>
-            <w:lang w:val="fr_FR" w:bidi="fr_FR"/>
-          </w:rPr>
-          <w:rPr>
-            <w:color w:val="0000EE"/>
-            <w:u w:val="single"/>
-          </w:rPr>
-          <w:t>1.14</w:t>
-        </w:r>
-      </w:hyperlink>
+      <w:r>
+        <w:rPr>
+          <w:lang w:val="fr_FR" w:bidi="fr_FR"/>
+        </w:rPr>
+        <w:t>1.14</w:t>
+      </w:r>
       <w:r>
         <w:rPr>
           <w:lang w:val="fr_FR" w:bidi="fr_FR"/>
         </w:rPr>
         <w:t xml:space="preserve">), et le projet s'achève au mois de mars, en 515 av. J.‑C. (voir </w:t>
       </w:r>
-      <w:hyperlink r:id="rId19">
-        <w:r>
-          <w:rPr>
-            <w:lang w:val="fr_FR" w:bidi="fr_FR"/>
-          </w:rPr>
-          <w:rPr>
-            <w:color w:val="0000EE"/>
-            <w:u w:val="single"/>
-          </w:rPr>
-          <w:t>Esd 6.15</w:t>
-        </w:r>
-      </w:hyperlink>
+      <w:r>
+        <w:rPr>
+          <w:lang w:val="fr_FR" w:bidi="fr_FR"/>
+        </w:rPr>
+        <w:t>Esd 6.15</w:t>
+      </w:r>
       <w:r>
         <w:rPr>
           <w:lang w:val="fr_FR" w:bidi="fr_FR"/>
@@ -437,18 +395,12 @@
         </w:rPr>
         <w:t>Chacun des quatre messages d'Aggée met en lumière un problème théologique différent. Le premier sermon (</w:t>
       </w:r>
-      <w:hyperlink r:id="rId20">
-        <w:r>
-          <w:rPr>
-            <w:lang w:val="fr_FR" w:bidi="fr_FR"/>
-          </w:rPr>
-          <w:rPr>
-            <w:color w:val="0000EE"/>
-            <w:u w:val="single"/>
-          </w:rPr>
-          <w:t>chap. 1</w:t>
-        </w:r>
-      </w:hyperlink>
+      <w:r>
+        <w:rPr>
+          <w:lang w:val="fr_FR" w:bidi="fr_FR"/>
+        </w:rPr>
+        <w:t>chap. 1</w:t>
+      </w:r>
       <w:r>
         <w:rPr>
           <w:lang w:val="fr_FR" w:bidi="fr_FR"/>
@@ -469,36 +421,24 @@
         </w:rPr>
         <w:t>Le deuxième message (</w:t>
       </w:r>
-      <w:hyperlink r:id="rId21">
-        <w:r>
-          <w:rPr>
-            <w:lang w:val="fr_FR" w:bidi="fr_FR"/>
-          </w:rPr>
-          <w:rPr>
-            <w:color w:val="0000EE"/>
-            <w:u w:val="single"/>
-          </w:rPr>
-          <w:t>2.1–9</w:t>
-        </w:r>
-      </w:hyperlink>
+      <w:r>
+        <w:rPr>
+          <w:lang w:val="fr_FR" w:bidi="fr_FR"/>
+        </w:rPr>
+        <w:t>2.1–9</w:t>
+      </w:r>
       <w:r>
         <w:rPr>
           <w:lang w:val="fr_FR" w:bidi="fr_FR"/>
         </w:rPr>
         <w:t>) rassure la communauté sur le fait que Dieu n'a pas oublié les promesses de bénédiction et de restauration annoncées par les précédents prophètes. La gloire de l'Éternel remplit à nouveau la maison (</w:t>
       </w:r>
-      <w:hyperlink r:id="rId22">
-        <w:r>
-          <w:rPr>
-            <w:lang w:val="fr_FR" w:bidi="fr_FR"/>
-          </w:rPr>
-          <w:rPr>
-            <w:color w:val="0000EE"/>
-            <w:u w:val="single"/>
-          </w:rPr>
-          <w:t>2.7</w:t>
-        </w:r>
-      </w:hyperlink>
+      <w:r>
+        <w:rPr>
+          <w:lang w:val="fr_FR" w:bidi="fr_FR"/>
+        </w:rPr>
+        <w:t>2.7</w:t>
+      </w:r>
       <w:r>
         <w:rPr>
           <w:lang w:val="fr_FR" w:bidi="fr_FR"/>
@@ -519,36 +459,24 @@
         </w:rPr>
         <w:t>Le troisième message (</w:t>
       </w:r>
-      <w:hyperlink r:id="rId23">
-        <w:r>
-          <w:rPr>
-            <w:lang w:val="fr_FR" w:bidi="fr_FR"/>
-          </w:rPr>
-          <w:rPr>
-            <w:color w:val="0000EE"/>
-            <w:u w:val="single"/>
-          </w:rPr>
-          <w:t>2.10–19</w:t>
-        </w:r>
-      </w:hyperlink>
+      <w:r>
+        <w:rPr>
+          <w:lang w:val="fr_FR" w:bidi="fr_FR"/>
+        </w:rPr>
+        <w:t>2.10–19</w:t>
+      </w:r>
       <w:r>
         <w:rPr>
           <w:lang w:val="fr_FR" w:bidi="fr_FR"/>
         </w:rPr>
         <w:t xml:space="preserve">) a pour principal thème la pureté rituelle. Aggée rappelle à son auditoire que les instructions de la loi de Moïse sont toujours en vigueur. Dieu attend de son peuple qu'il soit saint, tout comme il est saint (voir </w:t>
       </w:r>
-      <w:hyperlink r:id="rId24">
-        <w:r>
-          <w:rPr>
-            <w:lang w:val="fr_FR" w:bidi="fr_FR"/>
-          </w:rPr>
-          <w:rPr>
-            <w:color w:val="0000EE"/>
-            <w:u w:val="single"/>
-          </w:rPr>
-          <w:t>Lv 11.44–45</w:t>
-        </w:r>
-      </w:hyperlink>
+      <w:r>
+        <w:rPr>
+          <w:lang w:val="fr_FR" w:bidi="fr_FR"/>
+        </w:rPr>
+        <w:t>Lv 11.44–45</w:t>
+      </w:r>
       <w:r>
         <w:rPr>
           <w:lang w:val="fr_FR" w:bidi="fr_FR"/>
@@ -569,126 +497,84 @@
         </w:rPr>
         <w:t>Le dernier message d'Aggée est peut-être le plus important (</w:t>
       </w:r>
-      <w:hyperlink r:id="rId25">
-        <w:r>
-          <w:rPr>
-            <w:lang w:val="fr_FR" w:bidi="fr_FR"/>
-          </w:rPr>
-          <w:rPr>
-            <w:color w:val="0000EE"/>
-            <w:u w:val="single"/>
-          </w:rPr>
-          <w:t>2.20–23</w:t>
-        </w:r>
-      </w:hyperlink>
+      <w:r>
+        <w:rPr>
+          <w:lang w:val="fr_FR" w:bidi="fr_FR"/>
+        </w:rPr>
+        <w:t>2.20–23</w:t>
+      </w:r>
       <w:r>
         <w:rPr>
           <w:lang w:val="fr_FR" w:bidi="fr_FR"/>
         </w:rPr>
         <w:t xml:space="preserve">), car il rétablit à leur juste place les descendants du roi David dans les domaines religieux et politique d'Israël. La dynastie de David est cruciale pour la restauration du peuple hébreu après l'exil babylonien (voir </w:t>
       </w:r>
-      <w:hyperlink r:id="rId26">
-        <w:r>
-          <w:rPr>
-            <w:lang w:val="fr_FR" w:bidi="fr_FR"/>
-          </w:rPr>
-          <w:rPr>
-            <w:color w:val="0000EE"/>
-            <w:u w:val="single"/>
-          </w:rPr>
-          <w:t xml:space="preserve">Jr 23.5 </w:t>
-        </w:r>
-      </w:hyperlink>
+      <w:r>
+        <w:rPr>
+          <w:lang w:val="fr_FR" w:bidi="fr_FR"/>
+        </w:rPr>
+        <w:t xml:space="preserve">Jr 23.5 </w:t>
+      </w:r>
       <w:r>
         <w:rPr>
           <w:lang w:val="fr_FR" w:bidi="fr_FR"/>
         </w:rPr>
         <w:t xml:space="preserve">; </w:t>
       </w:r>
-      <w:hyperlink r:id="rId27">
-        <w:r>
-          <w:rPr>
-            <w:lang w:val="fr_FR" w:bidi="fr_FR"/>
-          </w:rPr>
-          <w:rPr>
-            <w:color w:val="0000EE"/>
-            <w:u w:val="single"/>
-          </w:rPr>
-          <w:t xml:space="preserve">33.15 </w:t>
-        </w:r>
-      </w:hyperlink>
+      <w:r>
+        <w:rPr>
+          <w:lang w:val="fr_FR" w:bidi="fr_FR"/>
+        </w:rPr>
+        <w:t xml:space="preserve">33.15 </w:t>
+      </w:r>
       <w:r>
         <w:rPr>
           <w:lang w:val="fr_FR" w:bidi="fr_FR"/>
         </w:rPr>
         <w:t xml:space="preserve">; </w:t>
       </w:r>
-      <w:hyperlink r:id="rId28">
-        <w:r>
-          <w:rPr>
-            <w:lang w:val="fr_FR" w:bidi="fr_FR"/>
-          </w:rPr>
-          <w:rPr>
-            <w:color w:val="0000EE"/>
-            <w:u w:val="single"/>
-          </w:rPr>
-          <w:t>Ez 37.24</w:t>
-        </w:r>
-      </w:hyperlink>
+      <w:r>
+        <w:rPr>
+          <w:lang w:val="fr_FR" w:bidi="fr_FR"/>
+        </w:rPr>
+        <w:t>Ez 37.24</w:t>
+      </w:r>
       <w:r>
         <w:rPr>
           <w:lang w:val="fr_FR" w:bidi="fr_FR"/>
         </w:rPr>
         <w:t>). Zorobabel est un descendant du roi David ; son mandat de servir de « sceau » de l'Éternel marque le début de la restauration d'Israël par Dieu (</w:t>
       </w:r>
-      <w:hyperlink r:id="rId29">
-        <w:r>
-          <w:rPr>
-            <w:lang w:val="fr_FR" w:bidi="fr_FR"/>
-          </w:rPr>
-          <w:rPr>
-            <w:color w:val="0000EE"/>
-            <w:u w:val="single"/>
-          </w:rPr>
-          <w:t>2.23</w:t>
-        </w:r>
-      </w:hyperlink>
+      <w:r>
+        <w:rPr>
+          <w:lang w:val="fr_FR" w:bidi="fr_FR"/>
+        </w:rPr>
+        <w:t>2.23</w:t>
+      </w:r>
       <w:r>
         <w:rPr>
           <w:lang w:val="fr_FR" w:bidi="fr_FR"/>
         </w:rPr>
         <w:t xml:space="preserve"> ; cf. </w:t>
       </w:r>
-      <w:hyperlink r:id="rId30">
-        <w:r>
-          <w:rPr>
-            <w:lang w:val="fr_FR" w:bidi="fr_FR"/>
-          </w:rPr>
-          <w:rPr>
-            <w:color w:val="0000EE"/>
-            <w:u w:val="single"/>
-          </w:rPr>
-          <w:t>Jr 22.24</w:t>
-        </w:r>
-      </w:hyperlink>
+      <w:r>
+        <w:rPr>
+          <w:lang w:val="fr_FR" w:bidi="fr_FR"/>
+        </w:rPr>
+        <w:t>Jr 22.24</w:t>
+      </w:r>
       <w:r>
         <w:rPr>
           <w:lang w:val="fr_FR" w:bidi="fr_FR"/>
         </w:rPr>
         <w:t>) et renvoie à Jésus-Christ, également descendant de David (</w:t>
       </w:r>
-      <w:hyperlink r:id="rId31">
-        <w:r>
-          <w:rPr>
-            <w:lang w:val="fr_FR" w:bidi="fr_FR"/>
-          </w:rPr>
-          <w:rPr>
-            <w:color w:val="0000EE"/>
-            <w:u w:val="single"/>
-          </w:rPr>
-          <w:t>Mt 1.1</w:t>
-        </w:r>
-      </w:hyperlink>
+      <w:r>
+        <w:rPr>
+          <w:lang w:val="fr_FR" w:bidi="fr_FR"/>
+        </w:rPr>
+        <w:t>Mt 1.1</w:t>
+      </w:r>
       <w:r>
         <w:rPr>
           <w:lang w:val="fr_FR" w:bidi="fr_FR"/>
@@ -720,54 +606,36 @@
         </w:rPr>
         <w:t>Le livre d'Aggée ne précise pas son auteur, mais il est probable qu'Aggée ait rédigé ses propres messages (</w:t>
       </w:r>
-      <w:hyperlink r:id="rId32">
-        <w:r>
-          <w:rPr>
-            <w:lang w:val="fr_FR" w:bidi="fr_FR"/>
-          </w:rPr>
-          <w:rPr>
-            <w:color w:val="0000EE"/>
-            <w:u w:val="single"/>
-          </w:rPr>
-          <w:t>1.1</w:t>
-        </w:r>
-      </w:hyperlink>
+      <w:r>
+        <w:rPr>
+          <w:lang w:val="fr_FR" w:bidi="fr_FR"/>
+        </w:rPr>
+        <w:t>1.1</w:t>
+      </w:r>
       <w:r>
         <w:rPr>
           <w:lang w:val="fr_FR" w:bidi="fr_FR"/>
         </w:rPr>
         <w:t xml:space="preserve">, </w:t>
       </w:r>
-      <w:hyperlink r:id="rId33">
-        <w:r>
-          <w:rPr>
-            <w:lang w:val="fr_FR" w:bidi="fr_FR"/>
-          </w:rPr>
-          <w:rPr>
-            <w:color w:val="0000EE"/>
-            <w:u w:val="single"/>
-          </w:rPr>
-          <w:t>3</w:t>
-        </w:r>
-      </w:hyperlink>
+      <w:r>
+        <w:rPr>
+          <w:lang w:val="fr_FR" w:bidi="fr_FR"/>
+        </w:rPr>
+        <w:t>3</w:t>
+      </w:r>
       <w:r>
         <w:rPr>
           <w:lang w:val="fr_FR" w:bidi="fr_FR"/>
         </w:rPr>
         <w:t xml:space="preserve">). La Bible ne fournit aucune information biographique sur le prophète Aggée, mais on rend témoignage de son ministère en </w:t>
       </w:r>
-      <w:hyperlink r:id="rId34">
-        <w:r>
-          <w:rPr>
-            <w:lang w:val="fr_FR" w:bidi="fr_FR"/>
-          </w:rPr>
-          <w:rPr>
-            <w:color w:val="0000EE"/>
-            <w:u w:val="single"/>
-          </w:rPr>
-          <w:t>Esd 6.14</w:t>
-        </w:r>
-      </w:hyperlink>
+      <w:r>
+        <w:rPr>
+          <w:lang w:val="fr_FR" w:bidi="fr_FR"/>
+        </w:rPr>
+        <w:t>Esd 6.14</w:t>
+      </w:r>
       <w:r>
         <w:rPr>
           <w:lang w:val="fr_FR" w:bidi="fr_FR"/>
@@ -812,90 +680,60 @@
         </w:rPr>
         <w:t xml:space="preserve">, roi de Perse (voir </w:t>
       </w:r>
-      <w:hyperlink r:id="rId32">
-        <w:r>
-          <w:rPr>
-            <w:lang w:val="fr_FR" w:bidi="fr_FR"/>
-          </w:rPr>
-          <w:rPr>
-            <w:color w:val="0000EE"/>
-            <w:u w:val="single"/>
-          </w:rPr>
-          <w:t>1.1</w:t>
-        </w:r>
-      </w:hyperlink>
+      <w:r>
+        <w:rPr>
+          <w:lang w:val="fr_FR" w:bidi="fr_FR"/>
+        </w:rPr>
+        <w:t>1.1</w:t>
+      </w:r>
       <w:r>
         <w:rPr>
           <w:lang w:val="fr_FR" w:bidi="fr_FR"/>
         </w:rPr>
         <w:t xml:space="preserve">, </w:t>
       </w:r>
-      <w:hyperlink r:id="rId35">
-        <w:r>
-          <w:rPr>
-            <w:lang w:val="fr_FR" w:bidi="fr_FR"/>
-          </w:rPr>
-          <w:rPr>
-            <w:color w:val="0000EE"/>
-            <w:u w:val="single"/>
-          </w:rPr>
-          <w:t>15</w:t>
-        </w:r>
-      </w:hyperlink>
+      <w:r>
+        <w:rPr>
+          <w:lang w:val="fr_FR" w:bidi="fr_FR"/>
+        </w:rPr>
+        <w:t>15</w:t>
+      </w:r>
       <w:r>
         <w:rPr>
           <w:lang w:val="fr_FR" w:bidi="fr_FR"/>
         </w:rPr>
         <w:t xml:space="preserve"> ; </w:t>
       </w:r>
-      <w:hyperlink r:id="rId36">
-        <w:r>
-          <w:rPr>
-            <w:lang w:val="fr_FR" w:bidi="fr_FR"/>
-          </w:rPr>
-          <w:rPr>
-            <w:color w:val="0000EE"/>
-            <w:u w:val="single"/>
-          </w:rPr>
-          <w:t>2.1</w:t>
-        </w:r>
-      </w:hyperlink>
+      <w:r>
+        <w:rPr>
+          <w:lang w:val="fr_FR" w:bidi="fr_FR"/>
+        </w:rPr>
+        <w:t>2.1</w:t>
+      </w:r>
       <w:r>
         <w:rPr>
           <w:lang w:val="fr_FR" w:bidi="fr_FR"/>
         </w:rPr>
         <w:t xml:space="preserve">, </w:t>
       </w:r>
-      <w:hyperlink r:id="rId37">
-        <w:r>
-          <w:rPr>
-            <w:lang w:val="fr_FR" w:bidi="fr_FR"/>
-          </w:rPr>
-          <w:rPr>
-            <w:color w:val="0000EE"/>
-            <w:u w:val="single"/>
-          </w:rPr>
-          <w:t>10</w:t>
-        </w:r>
-      </w:hyperlink>
+      <w:r>
+        <w:rPr>
+          <w:lang w:val="fr_FR" w:bidi="fr_FR"/>
+        </w:rPr>
+        <w:t>10</w:t>
+      </w:r>
       <w:r>
         <w:rPr>
           <w:lang w:val="fr_FR" w:bidi="fr_FR"/>
         </w:rPr>
         <w:t xml:space="preserve">). Le ministère d'Aggée dans la Judée post-exil coïncide avec celui de Zacharie, qui a commencé à prêcher à Jérusalem au mois de novembre, cette même année (voir </w:t>
       </w:r>
-      <w:hyperlink r:id="rId38">
-        <w:r>
-          <w:rPr>
-            <w:lang w:val="fr_FR" w:bidi="fr_FR"/>
-          </w:rPr>
-          <w:rPr>
-            <w:color w:val="0000EE"/>
-            <w:u w:val="single"/>
-          </w:rPr>
-          <w:t>Za 1.1</w:t>
-        </w:r>
-      </w:hyperlink>
+      <w:r>
+        <w:rPr>
+          <w:lang w:val="fr_FR" w:bidi="fr_FR"/>
+        </w:rPr>
+        <w:t>Za 1.1</w:t>
+      </w:r>
       <w:r>
         <w:rPr>
           <w:lang w:val="fr_FR" w:bidi="fr_FR"/>
@@ -940,108 +778,72 @@
         </w:rPr>
         <w:t xml:space="preserve"> comme les livres d'Ésaïe ou de Jérémie, le livre d'Aggée appartient à un style littéraire bien distinct. Aggée utilise notamment des questions rhétoriques pour souligner son propos dans trois des quatre messages (voir </w:t>
       </w:r>
-      <w:hyperlink r:id="rId39">
-        <w:r>
-          <w:rPr>
-            <w:lang w:val="fr_FR" w:bidi="fr_FR"/>
-          </w:rPr>
-          <w:rPr>
-            <w:color w:val="0000EE"/>
-            <w:u w:val="single"/>
-          </w:rPr>
-          <w:t xml:space="preserve">1.4 </w:t>
-        </w:r>
-      </w:hyperlink>
+      <w:r>
+        <w:rPr>
+          <w:lang w:val="fr_FR" w:bidi="fr_FR"/>
+        </w:rPr>
+        <w:t xml:space="preserve">1.4 </w:t>
+      </w:r>
       <w:r>
         <w:rPr>
           <w:lang w:val="fr_FR" w:bidi="fr_FR"/>
         </w:rPr>
         <w:t xml:space="preserve">; </w:t>
       </w:r>
-      <w:hyperlink r:id="rId40">
-        <w:r>
-          <w:rPr>
-            <w:lang w:val="fr_FR" w:bidi="fr_FR"/>
-          </w:rPr>
-          <w:rPr>
-            <w:color w:val="0000EE"/>
-            <w:u w:val="single"/>
-          </w:rPr>
-          <w:t>2.3</w:t>
-        </w:r>
-      </w:hyperlink>
+      <w:r>
+        <w:rPr>
+          <w:lang w:val="fr_FR" w:bidi="fr_FR"/>
+        </w:rPr>
+        <w:t>2.3</w:t>
+      </w:r>
       <w:r>
         <w:rPr>
           <w:lang w:val="fr_FR" w:bidi="fr_FR"/>
         </w:rPr>
         <w:t xml:space="preserve">, </w:t>
       </w:r>
-      <w:hyperlink r:id="rId41">
-        <w:r>
-          <w:rPr>
-            <w:lang w:val="fr_FR" w:bidi="fr_FR"/>
-          </w:rPr>
-          <w:rPr>
-            <w:color w:val="0000EE"/>
-            <w:u w:val="single"/>
-          </w:rPr>
-          <w:t>19</w:t>
-        </w:r>
-      </w:hyperlink>
+      <w:r>
+        <w:rPr>
+          <w:lang w:val="fr_FR" w:bidi="fr_FR"/>
+        </w:rPr>
+        <w:t>19</w:t>
+      </w:r>
       <w:r>
         <w:rPr>
           <w:lang w:val="fr_FR" w:bidi="fr_FR"/>
         </w:rPr>
         <w:t xml:space="preserve">). Il emploie aussi la répétition de mots ou de phrases pour donner la couleur de ses sermons (par exemple, la répétition de « considérez attentivement vos voies », </w:t>
       </w:r>
-      <w:hyperlink r:id="rId42">
-        <w:r>
-          <w:rPr>
-            <w:lang w:val="fr_FR" w:bidi="fr_FR"/>
-          </w:rPr>
-          <w:rPr>
-            <w:color w:val="0000EE"/>
-            <w:u w:val="single"/>
-          </w:rPr>
-          <w:t>1.5</w:t>
-        </w:r>
-      </w:hyperlink>
+      <w:r>
+        <w:rPr>
+          <w:lang w:val="fr_FR" w:bidi="fr_FR"/>
+        </w:rPr>
+        <w:t>1.5</w:t>
+      </w:r>
       <w:r>
         <w:rPr>
           <w:lang w:val="fr_FR" w:bidi="fr_FR"/>
         </w:rPr>
         <w:t xml:space="preserve">, </w:t>
       </w:r>
-      <w:hyperlink r:id="rId43">
-        <w:r>
-          <w:rPr>
-            <w:lang w:val="fr_FR" w:bidi="fr_FR"/>
-          </w:rPr>
-          <w:rPr>
-            <w:color w:val="0000EE"/>
-            <w:u w:val="single"/>
-          </w:rPr>
-          <w:t xml:space="preserve">7 </w:t>
-        </w:r>
-      </w:hyperlink>
+      <w:r>
+        <w:rPr>
+          <w:lang w:val="fr_FR" w:bidi="fr_FR"/>
+        </w:rPr>
+        <w:t xml:space="preserve">7 </w:t>
+      </w:r>
       <w:r>
         <w:rPr>
           <w:lang w:val="fr_FR" w:bidi="fr_FR"/>
         </w:rPr>
         <w:t xml:space="preserve">; </w:t>
       </w:r>
-      <w:hyperlink r:id="rId44">
-        <w:r>
-          <w:rPr>
-            <w:lang w:val="fr_FR" w:bidi="fr_FR"/>
-          </w:rPr>
-          <w:rPr>
-            <w:color w:val="0000EE"/>
-            <w:u w:val="single"/>
-          </w:rPr>
-          <w:t>2.15</w:t>
-        </w:r>
-      </w:hyperlink>
+      <w:r>
+        <w:rPr>
+          <w:lang w:val="fr_FR" w:bidi="fr_FR"/>
+        </w:rPr>
+        <w:t>2.15</w:t>
+      </w:r>
       <w:r>
         <w:rPr>
           <w:lang w:val="fr_FR" w:bidi="fr_FR"/>
@@ -1061,18 +863,12 @@
         </w:rPr>
         <w:t>, « ruines » [</w:t>
       </w:r>
-      <w:hyperlink r:id="rId39">
-        <w:r>
-          <w:rPr>
-            <w:lang w:val="fr_FR" w:bidi="fr_FR"/>
-          </w:rPr>
-          <w:rPr>
-            <w:color w:val="0000EE"/>
-            <w:u w:val="single"/>
-          </w:rPr>
-          <w:t>1.4</w:t>
-        </w:r>
-      </w:hyperlink>
+      <w:r>
+        <w:rPr>
+          <w:lang w:val="fr_FR" w:bidi="fr_FR"/>
+        </w:rPr>
+        <w:t>1.4</w:t>
+      </w:r>
       <w:r>
         <w:rPr>
           <w:lang w:val="fr_FR" w:bidi="fr_FR"/>
@@ -1092,18 +888,12 @@
         </w:rPr>
         <w:t>, « sécheresse » [</w:t>
       </w:r>
-      <w:hyperlink r:id="rId17">
-        <w:r>
-          <w:rPr>
-            <w:lang w:val="fr_FR" w:bidi="fr_FR"/>
-          </w:rPr>
-          <w:rPr>
-            <w:color w:val="0000EE"/>
-            <w:u w:val="single"/>
-          </w:rPr>
-          <w:t>1.11</w:t>
-        </w:r>
-      </w:hyperlink>
+      <w:r>
+        <w:rPr>
+          <w:lang w:val="fr_FR" w:bidi="fr_FR"/>
+        </w:rPr>
+        <w:t>1.11</w:t>
+      </w:r>
       <w:r>
         <w:rPr>
           <w:lang w:val="fr_FR" w:bidi="fr_FR"/>
@@ -1137,216 +927,144 @@
         </w:rPr>
         <w:t xml:space="preserve"> : des messages pleins d'autorité, car inspirés de Dieu. Les oracles comprennent souvent des formulations employant des mots et des phrases types. Plusieurs de ces formulations apparaissent chez Aggée : celle de la « date » (par exemple, « la deuxième année du règne du roi Darius », </w:t>
       </w:r>
-      <w:hyperlink r:id="rId32">
-        <w:r>
-          <w:rPr>
-            <w:lang w:val="fr_FR" w:bidi="fr_FR"/>
-          </w:rPr>
-          <w:rPr>
-            <w:color w:val="0000EE"/>
-            <w:u w:val="single"/>
-          </w:rPr>
-          <w:t>1.1</w:t>
-        </w:r>
-      </w:hyperlink>
+      <w:r>
+        <w:rPr>
+          <w:lang w:val="fr_FR" w:bidi="fr_FR"/>
+        </w:rPr>
+        <w:t>1.1</w:t>
+      </w:r>
       <w:r>
         <w:rPr>
           <w:lang w:val="fr_FR" w:bidi="fr_FR"/>
         </w:rPr>
         <w:t xml:space="preserve"> ; </w:t>
       </w:r>
-      <w:hyperlink r:id="rId36">
-        <w:r>
-          <w:rPr>
-            <w:lang w:val="fr_FR" w:bidi="fr_FR"/>
-          </w:rPr>
-          <w:rPr>
-            <w:color w:val="0000EE"/>
-            <w:u w:val="single"/>
-          </w:rPr>
-          <w:t>2.1</w:t>
-        </w:r>
-      </w:hyperlink>
+      <w:r>
+        <w:rPr>
+          <w:lang w:val="fr_FR" w:bidi="fr_FR"/>
+        </w:rPr>
+        <w:t>2.1</w:t>
+      </w:r>
       <w:r>
         <w:rPr>
           <w:lang w:val="fr_FR" w:bidi="fr_FR"/>
         </w:rPr>
         <w:t xml:space="preserve">, </w:t>
       </w:r>
-      <w:hyperlink r:id="rId37">
-        <w:r>
-          <w:rPr>
-            <w:lang w:val="fr_FR" w:bidi="fr_FR"/>
-          </w:rPr>
-          <w:rPr>
-            <w:color w:val="0000EE"/>
-            <w:u w:val="single"/>
-          </w:rPr>
-          <w:t>10</w:t>
-        </w:r>
-      </w:hyperlink>
+      <w:r>
+        <w:rPr>
+          <w:lang w:val="fr_FR" w:bidi="fr_FR"/>
+        </w:rPr>
+        <w:t>10</w:t>
+      </w:r>
       <w:r>
         <w:rPr>
           <w:lang w:val="fr_FR" w:bidi="fr_FR"/>
         </w:rPr>
         <w:t xml:space="preserve">, </w:t>
       </w:r>
-      <w:hyperlink r:id="rId45">
-        <w:r>
-          <w:rPr>
-            <w:lang w:val="fr_FR" w:bidi="fr_FR"/>
-          </w:rPr>
-          <w:rPr>
-            <w:color w:val="0000EE"/>
-            <w:u w:val="single"/>
-          </w:rPr>
-          <w:t>20</w:t>
-        </w:r>
-      </w:hyperlink>
+      <w:r>
+        <w:rPr>
+          <w:lang w:val="fr_FR" w:bidi="fr_FR"/>
+        </w:rPr>
+        <w:t>20</w:t>
+      </w:r>
       <w:r>
         <w:rPr>
           <w:lang w:val="fr_FR" w:bidi="fr_FR"/>
         </w:rPr>
         <w:t xml:space="preserve">), celle du « message » (« le Seigneur a donné/envoyé un message », </w:t>
       </w:r>
-      <w:hyperlink r:id="rId32">
-        <w:r>
-          <w:rPr>
-            <w:lang w:val="fr_FR" w:bidi="fr_FR"/>
-          </w:rPr>
-          <w:rPr>
-            <w:color w:val="0000EE"/>
-            <w:u w:val="single"/>
-          </w:rPr>
-          <w:t>1.1</w:t>
-        </w:r>
-      </w:hyperlink>
+      <w:r>
+        <w:rPr>
+          <w:lang w:val="fr_FR" w:bidi="fr_FR"/>
+        </w:rPr>
+        <w:t>1.1</w:t>
+      </w:r>
       <w:r>
         <w:rPr>
           <w:lang w:val="fr_FR" w:bidi="fr_FR"/>
         </w:rPr>
         <w:t xml:space="preserve"> ; </w:t>
       </w:r>
-      <w:hyperlink r:id="rId36">
-        <w:r>
-          <w:rPr>
-            <w:lang w:val="fr_FR" w:bidi="fr_FR"/>
-          </w:rPr>
-          <w:rPr>
-            <w:color w:val="0000EE"/>
-            <w:u w:val="single"/>
-          </w:rPr>
-          <w:t>2.1</w:t>
-        </w:r>
-      </w:hyperlink>
+      <w:r>
+        <w:rPr>
+          <w:lang w:val="fr_FR" w:bidi="fr_FR"/>
+        </w:rPr>
+        <w:t>2.1</w:t>
+      </w:r>
       <w:r>
         <w:rPr>
           <w:lang w:val="fr_FR" w:bidi="fr_FR"/>
         </w:rPr>
         <w:t xml:space="preserve">, </w:t>
       </w:r>
-      <w:hyperlink r:id="rId37">
-        <w:r>
-          <w:rPr>
-            <w:lang w:val="fr_FR" w:bidi="fr_FR"/>
-          </w:rPr>
-          <w:rPr>
-            <w:color w:val="0000EE"/>
-            <w:u w:val="single"/>
-          </w:rPr>
-          <w:t>10</w:t>
-        </w:r>
-      </w:hyperlink>
+      <w:r>
+        <w:rPr>
+          <w:lang w:val="fr_FR" w:bidi="fr_FR"/>
+        </w:rPr>
+        <w:t>10</w:t>
+      </w:r>
       <w:r>
         <w:rPr>
           <w:lang w:val="fr_FR" w:bidi="fr_FR"/>
         </w:rPr>
         <w:t xml:space="preserve">, </w:t>
       </w:r>
-      <w:hyperlink r:id="rId45">
-        <w:r>
-          <w:rPr>
-            <w:lang w:val="fr_FR" w:bidi="fr_FR"/>
-          </w:rPr>
-          <w:rPr>
-            <w:color w:val="0000EE"/>
-            <w:u w:val="single"/>
-          </w:rPr>
-          <w:t>20</w:t>
-        </w:r>
-      </w:hyperlink>
+      <w:r>
+        <w:rPr>
+          <w:lang w:val="fr_FR" w:bidi="fr_FR"/>
+        </w:rPr>
+        <w:t>20</w:t>
+      </w:r>
       <w:r>
         <w:rPr>
           <w:lang w:val="fr_FR" w:bidi="fr_FR"/>
         </w:rPr>
         <w:t xml:space="preserve">), celle du « Dieu qui parle » (« ainsi parle l'Éternel », </w:t>
       </w:r>
-      <w:hyperlink r:id="rId43">
-        <w:r>
-          <w:rPr>
-            <w:lang w:val="fr_FR" w:bidi="fr_FR"/>
-          </w:rPr>
-          <w:rPr>
-            <w:color w:val="0000EE"/>
-            <w:u w:val="single"/>
-          </w:rPr>
-          <w:t>1.7</w:t>
-        </w:r>
-      </w:hyperlink>
+      <w:r>
+        <w:rPr>
+          <w:lang w:val="fr_FR" w:bidi="fr_FR"/>
+        </w:rPr>
+        <w:t>1.7</w:t>
+      </w:r>
       <w:r>
         <w:rPr>
           <w:lang w:val="fr_FR" w:bidi="fr_FR"/>
         </w:rPr>
         <w:t xml:space="preserve">, </w:t>
       </w:r>
-      <w:hyperlink r:id="rId46">
-        <w:r>
-          <w:rPr>
-            <w:lang w:val="fr_FR" w:bidi="fr_FR"/>
-          </w:rPr>
-          <w:rPr>
-            <w:color w:val="0000EE"/>
-            <w:u w:val="single"/>
-          </w:rPr>
-          <w:t>13</w:t>
-        </w:r>
-      </w:hyperlink>
+      <w:r>
+        <w:rPr>
+          <w:lang w:val="fr_FR" w:bidi="fr_FR"/>
+        </w:rPr>
+        <w:t>13</w:t>
+      </w:r>
       <w:r>
         <w:rPr>
           <w:lang w:val="fr_FR" w:bidi="fr_FR"/>
         </w:rPr>
         <w:t xml:space="preserve"> ; </w:t>
       </w:r>
-      <w:hyperlink r:id="rId47">
-        <w:r>
-          <w:rPr>
-            <w:lang w:val="fr_FR" w:bidi="fr_FR"/>
-          </w:rPr>
-          <w:rPr>
-            <w:color w:val="0000EE"/>
-            <w:u w:val="single"/>
-          </w:rPr>
-          <w:t>2.4</w:t>
-        </w:r>
-      </w:hyperlink>
+      <w:r>
+        <w:rPr>
+          <w:lang w:val="fr_FR" w:bidi="fr_FR"/>
+        </w:rPr>
+        <w:t>2.4</w:t>
+      </w:r>
       <w:r>
         <w:rPr>
           <w:lang w:val="fr_FR" w:bidi="fr_FR"/>
         </w:rPr>
         <w:t xml:space="preserve">), et celle de la « relation d'alliance » (« Je suis avec vous », </w:t>
       </w:r>
-      <w:hyperlink r:id="rId48">
-        <w:r>
-          <w:rPr>
-            <w:lang w:val="fr_FR" w:bidi="fr_FR"/>
-          </w:rPr>
-          <w:rPr>
-            <w:color w:val="0000EE"/>
-            <w:u w:val="single"/>
-          </w:rPr>
-          <w:t>2.4–5</w:t>
-        </w:r>
-      </w:hyperlink>
+      <w:r>
+        <w:rPr>
+          <w:lang w:val="fr_FR" w:bidi="fr_FR"/>
+        </w:rPr>
+        <w:t>2.4–5</w:t>
+      </w:r>
       <w:r>
         <w:rPr>
           <w:lang w:val="fr_FR" w:bidi="fr_FR"/>
@@ -1412,90 +1130,60 @@
         </w:rPr>
         <w:t>(</w:t>
       </w:r>
-      <w:hyperlink r:id="rId49">
-        <w:r>
-          <w:rPr>
-            <w:lang w:val="fr_FR" w:bidi="fr_FR"/>
-          </w:rPr>
-          <w:rPr>
-            <w:color w:val="0000EE"/>
-            <w:u w:val="single"/>
-          </w:rPr>
-          <w:t>1.13–14</w:t>
-        </w:r>
-      </w:hyperlink>
+      <w:r>
+        <w:rPr>
+          <w:lang w:val="fr_FR" w:bidi="fr_FR"/>
+        </w:rPr>
+        <w:t>1.13–14</w:t>
+      </w:r>
       <w:r>
         <w:rPr>
           <w:lang w:val="fr_FR" w:bidi="fr_FR"/>
         </w:rPr>
         <w:t xml:space="preserve"> ; </w:t>
       </w:r>
-      <w:hyperlink r:id="rId48">
-        <w:r>
-          <w:rPr>
-            <w:lang w:val="fr_FR" w:bidi="fr_FR"/>
-          </w:rPr>
-          <w:rPr>
-            <w:color w:val="0000EE"/>
-            <w:u w:val="single"/>
-          </w:rPr>
-          <w:t>2.4–5</w:t>
-        </w:r>
-      </w:hyperlink>
+      <w:r>
+        <w:rPr>
+          <w:lang w:val="fr_FR" w:bidi="fr_FR"/>
+        </w:rPr>
+        <w:t>2.4–5</w:t>
+      </w:r>
       <w:r>
         <w:rPr>
           <w:lang w:val="fr_FR" w:bidi="fr_FR"/>
         </w:rPr>
         <w:t>), un thème partagé avec son contemporain Zacharie (</w:t>
       </w:r>
-      <w:hyperlink r:id="rId50">
-        <w:r>
-          <w:rPr>
-            <w:lang w:val="fr_FR" w:bidi="fr_FR"/>
-          </w:rPr>
-          <w:rPr>
-            <w:color w:val="0000EE"/>
-            <w:u w:val="single"/>
-          </w:rPr>
-          <w:t>Za 1.16</w:t>
-        </w:r>
-      </w:hyperlink>
+      <w:r>
+        <w:rPr>
+          <w:lang w:val="fr_FR" w:bidi="fr_FR"/>
+        </w:rPr>
+        <w:t>Za 1.16</w:t>
+      </w:r>
       <w:r>
         <w:rPr>
           <w:lang w:val="fr_FR" w:bidi="fr_FR"/>
         </w:rPr>
         <w:t xml:space="preserve"> ; </w:t>
       </w:r>
-      <w:hyperlink r:id="rId51">
-        <w:r>
-          <w:rPr>
-            <w:lang w:val="fr_FR" w:bidi="fr_FR"/>
-          </w:rPr>
-          <w:rPr>
-            <w:color w:val="0000EE"/>
-            <w:u w:val="single"/>
-          </w:rPr>
-          <w:t>8.23</w:t>
-        </w:r>
-      </w:hyperlink>
+      <w:r>
+        <w:rPr>
+          <w:lang w:val="fr_FR" w:bidi="fr_FR"/>
+        </w:rPr>
+        <w:t>8.23</w:t>
+      </w:r>
       <w:r>
         <w:rPr>
           <w:lang w:val="fr_FR" w:bidi="fr_FR"/>
         </w:rPr>
         <w:t xml:space="preserve"> ; voir aussi </w:t>
       </w:r>
-      <w:hyperlink r:id="rId52">
-        <w:r>
-          <w:rPr>
-            <w:lang w:val="fr_FR" w:bidi="fr_FR"/>
-          </w:rPr>
-          <w:rPr>
-            <w:color w:val="0000EE"/>
-            <w:u w:val="single"/>
-          </w:rPr>
-          <w:t>Ez 37.27–28</w:t>
-        </w:r>
-      </w:hyperlink>
+      <w:r>
+        <w:rPr>
+          <w:lang w:val="fr_FR" w:bidi="fr_FR"/>
+        </w:rPr>
+        <w:t>Ez 37.27–28</w:t>
+      </w:r>
       <w:r>
         <w:rPr>
           <w:lang w:val="fr_FR" w:bidi="fr_FR"/>
